--- a/Docs/SecurityDocs/SD08-DEED OF GUARANTEE FOR AGRICULTURAL ADVANCES.docx
+++ b/Docs/SecurityDocs/SD08-DEED OF GUARANTEE FOR AGRICULTURAL ADVANCES.docx
@@ -1,6 +1,6 @@
 
 <file path=word/document.xml><?xml version="1.0" encoding="utf-8"?>
-<w:document xmlns:wpc="http://schemas.microsoft.com/office/word/2010/wordprocessingCanvas" xmlns:cx="http://schemas.microsoft.com/office/drawing/2014/chartex" xmlns:cx1="http://schemas.microsoft.com/office/drawing/2015/9/8/chartex" xmlns:cx2="http://schemas.microsoft.com/office/drawing/2015/10/21/chartex" xmlns:cx3="http://schemas.microsoft.com/office/drawing/2016/5/9/chartex" xmlns:cx4="http://schemas.microsoft.com/office/drawing/2016/5/10/chartex" xmlns:cx5="http://schemas.microsoft.com/office/drawing/2016/5/11/chartex" xmlns:cx6="http://schemas.microsoft.com/office/drawing/2016/5/12/chartex" xmlns:cx7="http://schemas.microsoft.com/office/drawing/2016/5/13/chartex" xmlns:cx8="http://schemas.microsoft.com/office/drawing/2016/5/14/chartex" xmlns:mc="http://schemas.openxmlformats.org/markup-compatibility/2006" xmlns:aink="http://schemas.microsoft.com/office/drawing/2016/ink" xmlns:am3d="http://schemas.microsoft.com/office/drawing/2017/model3d" xmlns:o="urn:schemas-microsoft-com:office:office" xmlns:oel="http://schemas.microsoft.com/office/2019/extlst" xmlns:r="http://schemas.openxmlformats.org/officeDocument/2006/relationships" xmlns:m="http://schemas.openxmlformats.org/officeDocument/2006/math" xmlns:v="urn:schemas-microsoft-com:vml" xmlns:wp14="http://schemas.microsoft.com/office/word/2010/wordprocessingDrawing" xmlns:wp="http://schemas.openxmlformats.org/drawingml/2006/wordprocessingDrawing" xmlns:w10="urn:schemas-microsoft-com:office:word" xmlns:w="http://schemas.openxmlformats.org/wordprocessingml/2006/main" xmlns:w14="http://schemas.microsoft.com/office/word/2010/wordml" xmlns:w15="http://schemas.microsoft.com/office/word/2012/wordml" xmlns:w16cei="http://schemas.microsoft.com/office/word/2026/wordml/cei" xmlns:w16cex="http://schemas.microsoft.com/office/word/2018/wordml/cex" xmlns:w16cid="http://schemas.microsoft.com/office/word/2016/wordml/cid" xmlns:w16="http://schemas.microsoft.com/office/word/2018/wordml" xmlns:w16du="http://schemas.microsoft.com/office/word/2023/wordml/word16du" xmlns:w16sdtdh="http://schemas.microsoft.com/office/word/2020/wordml/sdtdatahash" xmlns:w16sdtfl="http://schemas.microsoft.com/office/word/2024/wordml/sdtformatlock" xmlns:w16se="http://schemas.microsoft.com/office/word/2015/wordml/symex" xmlns:wpg="http://schemas.microsoft.com/office/word/2010/wordprocessingGroup" xmlns:wpi="http://schemas.microsoft.com/office/word/2010/wordprocessingInk" xmlns:wne="http://schemas.microsoft.com/office/word/2006/wordml" xmlns:wps="http://schemas.microsoft.com/office/word/2010/wordprocessingShape" mc:Ignorable="w14 w15 w16se w16cid w16 w16cex w16sdtdh w16sdtfl w16du wp14">
+<w:document xmlns:wpc="http://schemas.microsoft.com/office/word/2010/wordprocessingCanvas" xmlns:cx="http://schemas.microsoft.com/office/drawing/2014/chartex" xmlns:cx1="http://schemas.microsoft.com/office/drawing/2015/9/8/chartex" xmlns:cx2="http://schemas.microsoft.com/office/drawing/2015/10/21/chartex" xmlns:cx3="http://schemas.microsoft.com/office/drawing/2016/5/9/chartex" xmlns:cx4="http://schemas.microsoft.com/office/drawing/2016/5/10/chartex" xmlns:cx5="http://schemas.microsoft.com/office/drawing/2016/5/11/chartex" xmlns:cx6="http://schemas.microsoft.com/office/drawing/2016/5/12/chartex" xmlns:cx7="http://schemas.microsoft.com/office/drawing/2016/5/13/chartex" xmlns:cx8="http://schemas.microsoft.com/office/drawing/2016/5/14/chartex" xmlns:mc="http://schemas.openxmlformats.org/markup-compatibility/2006" xmlns:aink="http://schemas.microsoft.com/office/drawing/2016/ink" xmlns:am3d="http://schemas.microsoft.com/office/drawing/2017/model3d" xmlns:o="urn:schemas-microsoft-com:office:office" xmlns:oel="http://schemas.microsoft.com/office/2019/extlst" xmlns:r="http://schemas.openxmlformats.org/officeDocument/2006/relationships" xmlns:m="http://schemas.openxmlformats.org/officeDocument/2006/math" xmlns:v="urn:schemas-microsoft-com:vml" xmlns:wp14="http://schemas.microsoft.com/office/word/2010/wordprocessingDrawing" xmlns:wp="http://schemas.openxmlformats.org/drawingml/2006/wordprocessingDrawing" xmlns:w10="urn:schemas-microsoft-com:office:word" xmlns:w="http://schemas.openxmlformats.org/wordprocessingml/2006/main" xmlns:w14="http://schemas.microsoft.com/office/word/2010/wordml" xmlns:w15="http://schemas.microsoft.com/office/word/2012/wordml" xmlns:w16cex="http://schemas.microsoft.com/office/word/2018/wordml/cex" xmlns:w16cid="http://schemas.microsoft.com/office/word/2016/wordml/cid" xmlns:w16="http://schemas.microsoft.com/office/word/2018/wordml" xmlns:w16du="http://schemas.microsoft.com/office/word/2023/wordml/word16du" xmlns:w16sdtdh="http://schemas.microsoft.com/office/word/2020/wordml/sdtdatahash" xmlns:w16sdtfl="http://schemas.microsoft.com/office/word/2024/wordml/sdtformatlock" xmlns:w16se="http://schemas.microsoft.com/office/word/2015/wordml/symex" xmlns:wpg="http://schemas.microsoft.com/office/word/2010/wordprocessingGroup" xmlns:wpi="http://schemas.microsoft.com/office/word/2010/wordprocessingInk" xmlns:wne="http://schemas.microsoft.com/office/word/2006/wordml" xmlns:wps="http://schemas.microsoft.com/office/word/2010/wordprocessingShape" mc:Ignorable="w14 w15 w16se w16cid w16 w16cex w16sdtdh w16sdtfl w16du wp14">
   <w:body>
     <w:p>
       <w:pPr>
@@ -150,77 +150,213 @@
         <w:jc w:val="both"/>
       </w:pPr>
       <w:r>
-        <w:t xml:space="preserve">In consideration of Union Bank of India, a Body Corporate constituted under Banking companies (Acquisition &amp; Transfer of Undertakings) Act, 1970 having a Branch at {{BRANCH_NAME}} (hereinafter referred to as "the Bank") having at my/our request granted/agreed to grant/continue to grant from time to time to </w:t>
-      </w:r>
-    </w:p>
-    <w:p>
-      <w:pPr>
-        <w:jc w:val="both"/>
-      </w:pPr>
-      <w:r>
-        <w:t>{{BORROWER_NAME}} son of/wife of/daughter of {{FATHER_SPOUSE_NAME}}</w:t>
-      </w:r>
-    </w:p>
-    <w:p>
-      <w:pPr>
-        <w:jc w:val="both"/>
-      </w:pPr>
-      <w:r>
-        <w:t>Address {{BORROWER_ADDRESS}}</w:t>
-      </w:r>
-    </w:p>
-    <w:p>
-      <w:pPr>
-        <w:jc w:val="both"/>
-      </w:pPr>
-      <w:r>
-        <w:t>{{CO_BORROWER_NAME}} son of/wife of/daughter of {{CO_BORROWER_ FATHER_SPOUSE _NAME}}</w:t>
-      </w:r>
-    </w:p>
-    <w:p>
-      <w:pPr>
-        <w:jc w:val="both"/>
-      </w:pPr>
-      <w:r>
-        <w:t>Address {{CO_BORROWER_ADDRESS}}</w:t>
-      </w:r>
-    </w:p>
-    <w:p>
-      <w:pPr>
-        <w:jc w:val="both"/>
-      </w:pPr>
-      <w:r>
-        <w:t>{{BORROWER_3_NAME}} son of/wife of/daughter of BORROWER_3_ FATHER_SPOUSE _NAME}}</w:t>
-      </w:r>
-    </w:p>
-    <w:p>
-      <w:pPr>
-        <w:jc w:val="both"/>
-      </w:pPr>
-      <w:r>
-        <w:t>Address {{BORROWER_3_ADDRESS}}</w:t>
-      </w:r>
-    </w:p>
-    <w:p>
-      <w:pPr>
-        <w:jc w:val="both"/>
-      </w:pPr>
-      <w:r>
-        <w:t>{{BORROWER_4_NAME}} son of/wife of/daughter of BORROWER_4_</w:t>
-      </w:r>
-      <w:r>
+        <w:t xml:space="preserve">In consideration of Union Bank of India, a Body Corporate constituted under Banking companies (Acquisition &amp; Transfer of Undertakings) Act, 1970 having a Branch at </w:t>
+      </w:r>
+      <w:r>
+        <w:rPr>
+          <w:b/>
+          <w:bCs/>
+        </w:rPr>
+        <w:t xml:space="preserve">{{BRANCH_NAME}} </w:t>
+      </w:r>
+      <w:r>
+        <w:t xml:space="preserve">(hereinafter referred to as "the Bank") having at my/our request granted/agreed to grant/continue to grant from time to time to </w:t>
+      </w:r>
+    </w:p>
+    <w:p>
+      <w:pPr>
+        <w:jc w:val="both"/>
+        <w:rPr>
+          <w:b/>
+          <w:bCs/>
+        </w:rPr>
+      </w:pPr>
+      <w:r>
+        <w:rPr>
+          <w:b/>
+          <w:bCs/>
+        </w:rPr>
+        <w:t>{{BORROWER_NAME}}</w:t>
+      </w:r>
+      <w:r>
+        <w:t xml:space="preserve"> son of/wife of/daughter of </w:t>
+      </w:r>
+      <w:r>
+        <w:rPr>
+          <w:b/>
+          <w:bCs/>
+        </w:rPr>
+        <w:t>{{FATHER_SPOUSE_NAME}}</w:t>
+      </w:r>
+    </w:p>
+    <w:p>
+      <w:pPr>
+        <w:jc w:val="both"/>
+        <w:rPr>
+          <w:b/>
+          <w:bCs/>
+        </w:rPr>
+      </w:pPr>
+      <w:r>
+        <w:t xml:space="preserve">Address </w:t>
+      </w:r>
+      <w:r>
+        <w:rPr>
+          <w:b/>
+          <w:bCs/>
+        </w:rPr>
+        <w:t>{{BORROWER_ADDRESS}}</w:t>
+      </w:r>
+    </w:p>
+    <w:p>
+      <w:pPr>
+        <w:jc w:val="both"/>
+        <w:rPr>
+          <w:b/>
+          <w:bCs/>
+        </w:rPr>
+      </w:pPr>
+      <w:r>
+        <w:rPr>
+          <w:b/>
+          <w:bCs/>
+        </w:rPr>
+        <w:t>{{CO_BORROWER_NAME}}</w:t>
+      </w:r>
+      <w:r>
+        <w:t xml:space="preserve"> son of/wife of/daughter of </w:t>
+      </w:r>
+      <w:r>
+        <w:rPr>
+          <w:b/>
+          <w:bCs/>
+        </w:rPr>
+        <w:t>{{CO_BORROWER_ FATHER_SPOUSE _NAME}}</w:t>
+      </w:r>
+    </w:p>
+    <w:p>
+      <w:pPr>
+        <w:jc w:val="both"/>
+      </w:pPr>
+      <w:r>
+        <w:t xml:space="preserve">Address </w:t>
+      </w:r>
+      <w:r>
+        <w:rPr>
+          <w:b/>
+          <w:bCs/>
+        </w:rPr>
+        <w:t>{{CO_BORROWER_ADDRESS}}</w:t>
+      </w:r>
+    </w:p>
+    <w:p>
+      <w:pPr>
+        <w:jc w:val="both"/>
+      </w:pPr>
+      <w:r>
+        <w:rPr>
+          <w:b/>
+          <w:bCs/>
+        </w:rPr>
+        <w:t>{{BORROWER_3_NAME}}</w:t>
+      </w:r>
+      <w:r>
+        <w:t xml:space="preserve"> son of/wife of/daughter of </w:t>
+      </w:r>
+      <w:r>
+        <w:rPr>
+          <w:b/>
+          <w:bCs/>
+        </w:rPr>
+        <w:t>{{</w:t>
+      </w:r>
+      <w:r>
+        <w:rPr>
+          <w:b/>
+          <w:bCs/>
+        </w:rPr>
+        <w:t>BORROWER_3_ FATHER_SPOUSE _NAME}}</w:t>
+      </w:r>
+    </w:p>
+    <w:p>
+      <w:pPr>
+        <w:jc w:val="both"/>
+      </w:pPr>
+      <w:r>
+        <w:t xml:space="preserve">Address </w:t>
+      </w:r>
+      <w:r>
+        <w:rPr>
+          <w:b/>
+          <w:bCs/>
+        </w:rPr>
+        <w:t>{{BORROWER_3_ADDRESS}}</w:t>
+      </w:r>
+    </w:p>
+    <w:p>
+      <w:pPr>
+        <w:jc w:val="both"/>
+        <w:rPr>
+          <w:b/>
+          <w:bCs/>
+        </w:rPr>
+      </w:pPr>
+      <w:r>
+        <w:rPr>
+          <w:b/>
+          <w:bCs/>
+        </w:rPr>
+        <w:t>{{BORROWER_4_NAME}}</w:t>
+      </w:r>
+      <w:r>
+        <w:t xml:space="preserve"> son of/wife of/daughter of </w:t>
+      </w:r>
+      <w:r>
+        <w:rPr>
+          <w:b/>
+          <w:bCs/>
+        </w:rPr>
+        <w:t>{{</w:t>
+      </w:r>
+      <w:r>
+        <w:rPr>
+          <w:b/>
+          <w:bCs/>
+        </w:rPr>
+        <w:t>BORROWER_4_</w:t>
+      </w:r>
+      <w:r>
+        <w:rPr>
+          <w:b/>
+          <w:bCs/>
+        </w:rPr>
         <w:t xml:space="preserve"> FATHER_SPOUSE </w:t>
       </w:r>
       <w:r>
+        <w:rPr>
+          <w:b/>
+          <w:bCs/>
+        </w:rPr>
         <w:t>_NAME}}</w:t>
       </w:r>
     </w:p>
     <w:p>
       <w:pPr>
         <w:jc w:val="both"/>
-      </w:pPr>
-      <w:r>
-        <w:t>Address {{BORROWER_4_ADDRESS}}</w:t>
+        <w:rPr>
+          <w:b/>
+          <w:bCs/>
+        </w:rPr>
+      </w:pPr>
+      <w:r>
+        <w:t xml:space="preserve">Address </w:t>
+      </w:r>
+      <w:r>
+        <w:rPr>
+          <w:b/>
+          <w:bCs/>
+        </w:rPr>
+        <w:t>{{BORROWER_4_ADDRESS}}</w:t>
       </w:r>
     </w:p>
     <w:p>
@@ -268,7 +404,27 @@
         <w:jc w:val="both"/>
       </w:pPr>
       <w:r>
-        <w:t xml:space="preserve">Cash Credits at any one time up to the limit of Rs. {{CASH_CREDIT_LIMIT_FIGURE}} (Rupees {{CASH_CREDIT_LIMIT_WORDS}} only) </w:t>
+        <w:t xml:space="preserve">Cash Credits at any one time up to the limit of Rs. </w:t>
+      </w:r>
+      <w:r>
+        <w:rPr>
+          <w:b/>
+          <w:bCs/>
+        </w:rPr>
+        <w:t>{{CASH_CREDIT_LIMIT_FIGURE}}</w:t>
+      </w:r>
+      <w:r>
+        <w:t xml:space="preserve"> (Rupees </w:t>
+      </w:r>
+      <w:r>
+        <w:rPr>
+          <w:b/>
+          <w:bCs/>
+        </w:rPr>
+        <w:t>{{CASH_CREDIT_LIMIT_WORDS}}</w:t>
+      </w:r>
+      <w:r>
+        <w:t xml:space="preserve"> only) </w:t>
       </w:r>
     </w:p>
     <w:p>
@@ -280,7 +436,27 @@
         <w:jc w:val="both"/>
       </w:pPr>
       <w:r>
-        <w:t xml:space="preserve">Overdrafts at any one time to the extent of Rs. {{OVERDRAFT_LIMIT_FIGURE}} (Rupees {{OVERDRAFT_LIMIT_WORDS}} only) </w:t>
+        <w:t xml:space="preserve">Overdrafts at any one time to the extent of Rs. </w:t>
+      </w:r>
+      <w:r>
+        <w:rPr>
+          <w:b/>
+          <w:bCs/>
+        </w:rPr>
+        <w:t>{{OVERDRAFT_LIMIT_FIGURE}}</w:t>
+      </w:r>
+      <w:r>
+        <w:t xml:space="preserve"> (Rupees </w:t>
+      </w:r>
+      <w:r>
+        <w:rPr>
+          <w:b/>
+          <w:bCs/>
+        </w:rPr>
+        <w:t>{{OVERDRAFT_LIMIT_WORDS}}</w:t>
+      </w:r>
+      <w:r>
+        <w:t xml:space="preserve"> only) </w:t>
       </w:r>
     </w:p>
     <w:p>
@@ -292,7 +468,27 @@
         <w:jc w:val="both"/>
       </w:pPr>
       <w:r>
-        <w:t xml:space="preserve">Demand Loans at any one time for Rs. {{DEMAND_LOAN_LIMIT_FIGURE}} (Rupees {{DEMAND_LOAN_LIMIT_WORDS}} only) </w:t>
+        <w:t xml:space="preserve">Demand Loans at any one time for Rs. </w:t>
+      </w:r>
+      <w:r>
+        <w:rPr>
+          <w:b/>
+          <w:bCs/>
+        </w:rPr>
+        <w:t>{{DEMAND_LOAN_LIMIT_FIGURE}}</w:t>
+      </w:r>
+      <w:r>
+        <w:t xml:space="preserve"> (Rupees </w:t>
+      </w:r>
+      <w:r>
+        <w:rPr>
+          <w:b/>
+          <w:bCs/>
+        </w:rPr>
+        <w:t>{{DEMAND_LOAN_LIMIT_WORDS}}</w:t>
+      </w:r>
+      <w:r>
+        <w:t xml:space="preserve"> only) </w:t>
       </w:r>
     </w:p>
     <w:p>
@@ -305,7 +501,27 @@
       </w:pPr>
       <w:r>
         <w:lastRenderedPageBreak/>
-        <w:t xml:space="preserve">Term Loans at any one time of Rs. {{TERM_LOAN_LIMIT_FIGURE}} (Rupees {{TERM_LOAN_LIMIT_WORDS}} only) </w:t>
+        <w:t xml:space="preserve">Term Loans at any one time of Rs. </w:t>
+      </w:r>
+      <w:r>
+        <w:rPr>
+          <w:b/>
+          <w:bCs/>
+        </w:rPr>
+        <w:t>{{TERM_LOAN_LIMIT_FIGURE}}</w:t>
+      </w:r>
+      <w:r>
+        <w:t xml:space="preserve"> (Rupees </w:t>
+      </w:r>
+      <w:r>
+        <w:rPr>
+          <w:b/>
+          <w:bCs/>
+        </w:rPr>
+        <w:t>{{TERM_LOAN_LIMIT_WORDS}}</w:t>
+      </w:r>
+      <w:r>
+        <w:t xml:space="preserve"> only) </w:t>
       </w:r>
     </w:p>
     <w:p>
@@ -317,7 +533,27 @@
         <w:jc w:val="both"/>
       </w:pPr>
       <w:r>
-        <w:t xml:space="preserve">Other Credit facility at any one time of Rs. {{OTHER_FACILITY_LIMIT_FIGURE}} (Rupees {{OTHER_FACILITY_LIMIT_WORDS}} only) </w:t>
+        <w:t xml:space="preserve">Other Credit facility at any one time of Rs. </w:t>
+      </w:r>
+      <w:r>
+        <w:rPr>
+          <w:b/>
+          <w:bCs/>
+        </w:rPr>
+        <w:t>{{OTHER_FACILITY_LIMIT_FIGURE}}</w:t>
+      </w:r>
+      <w:r>
+        <w:t xml:space="preserve"> (Rupees </w:t>
+      </w:r>
+      <w:r>
+        <w:rPr>
+          <w:b/>
+          <w:bCs/>
+        </w:rPr>
+        <w:t>{{OTHER_FACILITY_LIMIT_WORDS}}</w:t>
+      </w:r>
+      <w:r>
+        <w:t xml:space="preserve"> only) </w:t>
       </w:r>
     </w:p>
     <w:p>
@@ -335,22 +571,48 @@
     <w:p>
       <w:pPr>
         <w:jc w:val="both"/>
-      </w:pPr>
-      <w:r>
-        <w:t>I/We {{GUARANTOR_1_NAME}}</w:t>
-      </w:r>
-    </w:p>
-    <w:p>
-      <w:pPr>
-        <w:jc w:val="both"/>
-      </w:pPr>
-      <w:r>
-        <w:t>Son of/wife of/daughter of {{GUARANTOR_1_</w:t>
-      </w:r>
-      <w:r>
+        <w:rPr>
+          <w:b/>
+          <w:bCs/>
+        </w:rPr>
+      </w:pPr>
+      <w:r>
+        <w:t xml:space="preserve">I/We </w:t>
+      </w:r>
+      <w:r>
+        <w:rPr>
+          <w:b/>
+          <w:bCs/>
+        </w:rPr>
+        <w:t>{{GUARANTOR_1_NAME}}</w:t>
+      </w:r>
+    </w:p>
+    <w:p>
+      <w:pPr>
+        <w:jc w:val="both"/>
+      </w:pPr>
+      <w:r>
+        <w:t xml:space="preserve">Son of/wife of/daughter of </w:t>
+      </w:r>
+      <w:r>
+        <w:rPr>
+          <w:b/>
+          <w:bCs/>
+        </w:rPr>
+        <w:t>{{GUARANTOR_1_</w:t>
+      </w:r>
+      <w:r>
+        <w:rPr>
+          <w:b/>
+          <w:bCs/>
+        </w:rPr>
         <w:t xml:space="preserve"> FATHER_SPOUSE </w:t>
       </w:r>
       <w:r>
+        <w:rPr>
+          <w:b/>
+          <w:bCs/>
+        </w:rPr>
         <w:t>_NAME}}</w:t>
       </w:r>
     </w:p>
@@ -359,28 +621,129 @@
         <w:jc w:val="both"/>
       </w:pPr>
       <w:r>
-        <w:t>Address {{GUARANTOR_1_ADDRESS}}</w:t>
-      </w:r>
-    </w:p>
-    <w:p>
-      <w:pPr>
-        <w:jc w:val="both"/>
-      </w:pPr>
-      <w:r>
-        <w:t>I/We {{GUARANTOR_2_NAME}}</w:t>
-      </w:r>
-    </w:p>
-    <w:p>
-      <w:pPr>
-        <w:jc w:val="both"/>
-      </w:pPr>
-      <w:r>
-        <w:t>Son of/wife of/daughter of {{GUARANTOR_2_</w:t>
-      </w:r>
-      <w:r>
+        <w:t xml:space="preserve">Address </w:t>
+      </w:r>
+      <w:r>
+        <w:rPr>
+          <w:b/>
+          <w:bCs/>
+        </w:rPr>
+        <w:t>{{GUARANTOR_1_ADDRESS}}</w:t>
+      </w:r>
+    </w:p>
+    <w:p>
+      <w:pPr>
+        <w:jc w:val="both"/>
+      </w:pPr>
+      <w:r>
+        <w:t xml:space="preserve">I/We </w:t>
+      </w:r>
+      <w:r>
+        <w:rPr>
+          <w:b/>
+          <w:bCs/>
+        </w:rPr>
+        <w:t>{{GUARANTOR_2_NAME}}</w:t>
+      </w:r>
+    </w:p>
+    <w:p>
+      <w:pPr>
+        <w:jc w:val="both"/>
+      </w:pPr>
+      <w:r>
+        <w:t xml:space="preserve">Son of/wife of/daughter of </w:t>
+      </w:r>
+      <w:r>
+        <w:rPr>
+          <w:b/>
+          <w:bCs/>
+        </w:rPr>
+        <w:t>{{GUARANTOR_2_</w:t>
+      </w:r>
+      <w:r>
+        <w:rPr>
+          <w:b/>
+          <w:bCs/>
+        </w:rPr>
         <w:t xml:space="preserve"> FATHER_SPOUSE </w:t>
       </w:r>
       <w:r>
+        <w:rPr>
+          <w:b/>
+          <w:bCs/>
+        </w:rPr>
+        <w:t>_NAME}}</w:t>
+      </w:r>
+      <w:r>
+        <w:t xml:space="preserve"> </w:t>
+      </w:r>
+    </w:p>
+    <w:p>
+      <w:pPr>
+        <w:jc w:val="both"/>
+      </w:pPr>
+      <w:r>
+        <w:t xml:space="preserve">Address </w:t>
+      </w:r>
+      <w:r>
+        <w:rPr>
+          <w:b/>
+          <w:bCs/>
+        </w:rPr>
+        <w:t>{{GUARANTOR_2_ADDRESS}}</w:t>
+      </w:r>
+      <w:r>
+        <w:t xml:space="preserve"> </w:t>
+      </w:r>
+    </w:p>
+    <w:p>
+      <w:pPr>
+        <w:jc w:val="both"/>
+      </w:pPr>
+      <w:r>
+        <w:t xml:space="preserve">I/We </w:t>
+      </w:r>
+      <w:r>
+        <w:rPr>
+          <w:b/>
+          <w:bCs/>
+        </w:rPr>
+        <w:t>{{GUARANTOR_3_NAME}}</w:t>
+      </w:r>
+      <w:r>
+        <w:t xml:space="preserve"> </w:t>
+      </w:r>
+    </w:p>
+    <w:p>
+      <w:pPr>
+        <w:jc w:val="both"/>
+        <w:rPr>
+          <w:b/>
+          <w:bCs/>
+        </w:rPr>
+      </w:pPr>
+      <w:r>
+        <w:t xml:space="preserve">Son of/wife of/daughter of </w:t>
+      </w:r>
+      <w:r>
+        <w:rPr>
+          <w:b/>
+          <w:bCs/>
+        </w:rPr>
+        <w:t>{{GUARANTOR_3_</w:t>
+      </w:r>
+      <w:r>
+        <w:rPr>
+          <w:b/>
+          <w:bCs/>
+        </w:rPr>
+        <w:t xml:space="preserve"> FATHER_SPOUSE </w:t>
+      </w:r>
+      <w:r>
+        <w:rPr>
+          <w:b/>
+          <w:bCs/>
+        </w:rPr>
         <w:t xml:space="preserve">_NAME}} </w:t>
       </w:r>
     </w:p>
@@ -389,28 +752,67 @@
         <w:jc w:val="both"/>
       </w:pPr>
       <w:r>
-        <w:t xml:space="preserve">Address {{GUARANTOR_2_ADDRESS}} </w:t>
-      </w:r>
-    </w:p>
-    <w:p>
-      <w:pPr>
-        <w:jc w:val="both"/>
-      </w:pPr>
-      <w:r>
-        <w:t xml:space="preserve">I/We {{GUARANTOR_3_NAME}} </w:t>
-      </w:r>
-    </w:p>
-    <w:p>
-      <w:pPr>
-        <w:jc w:val="both"/>
-      </w:pPr>
-      <w:r>
-        <w:t>Son of/wife of/daughter of {{GUARANTOR_3_</w:t>
-      </w:r>
-      <w:r>
+        <w:t xml:space="preserve">Address </w:t>
+      </w:r>
+      <w:r>
+        <w:rPr>
+          <w:b/>
+          <w:bCs/>
+        </w:rPr>
+        <w:t>{{GUARANTOR_3_ADDRESS}}</w:t>
+      </w:r>
+      <w:r>
+        <w:t xml:space="preserve"> </w:t>
+      </w:r>
+    </w:p>
+    <w:p>
+      <w:pPr>
+        <w:jc w:val="both"/>
+      </w:pPr>
+      <w:r>
+        <w:t xml:space="preserve">I/We </w:t>
+      </w:r>
+      <w:r>
+        <w:rPr>
+          <w:b/>
+          <w:bCs/>
+        </w:rPr>
+        <w:t>{{GUARANTOR_4_NAME}}</w:t>
+      </w:r>
+      <w:r>
+        <w:t xml:space="preserve"> </w:t>
+      </w:r>
+    </w:p>
+    <w:p>
+      <w:pPr>
+        <w:jc w:val="both"/>
+        <w:rPr>
+          <w:b/>
+          <w:bCs/>
+        </w:rPr>
+      </w:pPr>
+      <w:r>
+        <w:t xml:space="preserve">Son of/wife of/daughter of </w:t>
+      </w:r>
+      <w:r>
+        <w:rPr>
+          <w:b/>
+          <w:bCs/>
+        </w:rPr>
+        <w:t>{{GUARANTOR_4_</w:t>
+      </w:r>
+      <w:r>
+        <w:rPr>
+          <w:b/>
+          <w:bCs/>
+        </w:rPr>
         <w:t xml:space="preserve"> FATHER_SPOUSE </w:t>
       </w:r>
       <w:r>
+        <w:rPr>
+          <w:b/>
+          <w:bCs/>
+        </w:rPr>
         <w:t xml:space="preserve">_NAME}} </w:t>
       </w:r>
     </w:p>
@@ -419,37 +821,14 @@
         <w:jc w:val="both"/>
       </w:pPr>
       <w:r>
-        <w:t xml:space="preserve">Address {{GUARANTOR_3_ADDRESS}} </w:t>
-      </w:r>
-    </w:p>
-    <w:p>
-      <w:pPr>
-        <w:jc w:val="both"/>
-      </w:pPr>
-      <w:r>
-        <w:t xml:space="preserve">I/We {{GUARANTOR_4_NAME}} </w:t>
-      </w:r>
-    </w:p>
-    <w:p>
-      <w:pPr>
-        <w:jc w:val="both"/>
-      </w:pPr>
-      <w:r>
-        <w:t>Son of/wife of/daughter of {{GUARANTOR_4_</w:t>
-      </w:r>
-      <w:r>
-        <w:t xml:space="preserve"> FATHER_SPOUSE </w:t>
-      </w:r>
-      <w:r>
-        <w:t xml:space="preserve">_NAME}} </w:t>
-      </w:r>
-    </w:p>
-    <w:p>
-      <w:pPr>
-        <w:jc w:val="both"/>
-      </w:pPr>
-      <w:r>
-        <w:t>Address {{GUARANTOR_4_ADDRESS}}</w:t>
+        <w:t xml:space="preserve">Address </w:t>
+      </w:r>
+      <w:r>
+        <w:rPr>
+          <w:b/>
+          <w:bCs/>
+        </w:rPr>
+        <w:t>{{GUARANTOR_4_ADDRESS}}</w:t>
       </w:r>
     </w:p>
     <w:p>
@@ -638,6 +1017,12 @@
     </w:p>
     <w:p>
       <w:pPr>
+        <w:ind w:left="720"/>
+        <w:jc w:val="both"/>
+      </w:pPr>
+    </w:p>
+    <w:p>
+      <w:pPr>
         <w:numPr>
           <w:ilvl w:val="0"/>
           <w:numId w:val="5"/>
@@ -645,11 +1030,11 @@
         <w:jc w:val="both"/>
       </w:pPr>
       <w:r>
-        <w:t xml:space="preserve">That in the case of the Borrowers being a firm(s) my/our guarantee and obligations hereunder shall not be affected by any change in the constitution of such firm(s) whether consisting of or reduced to one individual at any time thereof shall be bound hereby notwithstanding any change in the constitution of our firm whether consisting or reduced to one individual at any time and being more than one </w:t>
+        <w:t xml:space="preserve">That in the case of the Borrowers being a firm(s) my/our guarantee and obligations hereunder shall not be affected by any change in the constitution of such firm(s) whether consisting of or reduced to one individual at any time thereof shall be </w:t>
       </w:r>
       <w:r>
         <w:lastRenderedPageBreak/>
-        <w:t>individual all of us shall be bound jointly and severally. We further agree that in the event of our being more than one individual unconnected in partnership notwithstanding anything hereinbefore contained we shall be jointly and severally liable to the Bank for the entire outstanding in respect of the loans.</w:t>
+        <w:t>bound hereby notwithstanding any change in the constitution of our firm whether consisting or reduced to one individual at any time and being more than one individual all of us shall be bound jointly and severally. We further agree that in the event of our being more than one individual unconnected in partnership notwithstanding anything hereinbefore contained we shall be jointly and severally liable to the Bank for the entire outstanding in respect of the loans.</w:t>
       </w:r>
     </w:p>
     <w:p>
@@ -776,39 +1161,11 @@
           <w:bCs/>
         </w:rPr>
       </w:pPr>
-    </w:p>
-    <w:p>
-      <w:pPr>
-        <w:jc w:val="center"/>
-        <w:rPr>
-          <w:b/>
-          <w:bCs/>
-        </w:rPr>
-      </w:pPr>
-    </w:p>
-    <w:p>
-      <w:pPr>
-        <w:jc w:val="center"/>
-        <w:rPr>
-          <w:b/>
-          <w:bCs/>
-        </w:rPr>
-      </w:pPr>
-    </w:p>
-    <w:p>
-      <w:pPr>
-        <w:jc w:val="center"/>
-        <w:rPr>
-          <w:b/>
-          <w:bCs/>
-        </w:rPr>
-      </w:pPr>
-      <w:r>
-        <w:rPr>
-          <w:b/>
-          <w:bCs/>
-        </w:rPr>
-        <w:lastRenderedPageBreak/>
+      <w:r>
+        <w:rPr>
+          <w:b/>
+          <w:bCs/>
+        </w:rPr>
         <w:t>SCHEDULE I</w:t>
       </w:r>
     </w:p>
@@ -885,6 +1242,7 @@
                 <w:b/>
                 <w:bCs/>
               </w:rPr>
+              <w:lastRenderedPageBreak/>
               <w:t>Sr No</w:t>
             </w:r>
           </w:p>
@@ -1672,7 +2030,17 @@
         <w:jc w:val="both"/>
       </w:pPr>
       <w:r>
-        <w:t xml:space="preserve">The contents of the Deed have been read over and translated into {{TRANSLATED_LANGUAGE}} * and explained to the Guarantor(s) and he/they having understood the contents thereof subscribe(s) to these presents. </w:t>
+        <w:t xml:space="preserve">The contents of the Deed have been read over and translated into </w:t>
+      </w:r>
+      <w:r>
+        <w:rPr>
+          <w:b/>
+          <w:bCs/>
+        </w:rPr>
+        <w:t xml:space="preserve">{{TRANSLATED_LANGUAGE}} </w:t>
+      </w:r>
+      <w:r>
+        <w:t xml:space="preserve">* and explained to the Guarantor(s) and he/they having understood the contents thereof subscribe(s) to these presents. </w:t>
       </w:r>
     </w:p>
     <w:p>
@@ -1719,6 +2087,14 @@
           <w:bCs/>
         </w:rPr>
       </w:pPr>
+    </w:p>
+    <w:p>
+      <w:pPr>
+        <w:rPr>
+          <w:b/>
+          <w:bCs/>
+        </w:rPr>
+      </w:pPr>
       <w:r>
         <w:rPr>
           <w:b/>
@@ -1741,6 +2117,14 @@
           <w:bCs/>
         </w:rPr>
       </w:pPr>
+    </w:p>
+    <w:p>
+      <w:pPr>
+        <w:rPr>
+          <w:b/>
+          <w:bCs/>
+        </w:rPr>
+      </w:pPr>
       <w:r>
         <w:rPr>
           <w:b/>
@@ -1755,6 +2139,14 @@
         </w:rPr>
         <w:t>_______________</w:t>
       </w:r>
+    </w:p>
+    <w:p>
+      <w:pPr>
+        <w:rPr>
+          <w:b/>
+          <w:bCs/>
+        </w:rPr>
+      </w:pPr>
     </w:p>
     <w:p>
       <w:pPr>
@@ -1798,7 +2190,7 @@
 </file>
 
 <file path=word/endnotes.xml><?xml version="1.0" encoding="utf-8"?>
-<w:endnotes xmlns:wpc="http://schemas.microsoft.com/office/word/2010/wordprocessingCanvas" xmlns:cx="http://schemas.microsoft.com/office/drawing/2014/chartex" xmlns:cx1="http://schemas.microsoft.com/office/drawing/2015/9/8/chartex" xmlns:cx2="http://schemas.microsoft.com/office/drawing/2015/10/21/chartex" xmlns:cx3="http://schemas.microsoft.com/office/drawing/2016/5/9/chartex" xmlns:cx4="http://schemas.microsoft.com/office/drawing/2016/5/10/chartex" xmlns:cx5="http://schemas.microsoft.com/office/drawing/2016/5/11/chartex" xmlns:cx6="http://schemas.microsoft.com/office/drawing/2016/5/12/chartex" xmlns:cx7="http://schemas.microsoft.com/office/drawing/2016/5/13/chartex" xmlns:cx8="http://schemas.microsoft.com/office/drawing/2016/5/14/chartex" xmlns:mc="http://schemas.openxmlformats.org/markup-compatibility/2006" xmlns:aink="http://schemas.microsoft.com/office/drawing/2016/ink" xmlns:am3d="http://schemas.microsoft.com/office/drawing/2017/model3d" xmlns:o="urn:schemas-microsoft-com:office:office" xmlns:oel="http://schemas.microsoft.com/office/2019/extlst" xmlns:r="http://schemas.openxmlformats.org/officeDocument/2006/relationships" xmlns:m="http://schemas.openxmlformats.org/officeDocument/2006/math" xmlns:v="urn:schemas-microsoft-com:vml" xmlns:wp14="http://schemas.microsoft.com/office/word/2010/wordprocessingDrawing" xmlns:wp="http://schemas.openxmlformats.org/drawingml/2006/wordprocessingDrawing" xmlns:w10="urn:schemas-microsoft-com:office:word" xmlns:w="http://schemas.openxmlformats.org/wordprocessingml/2006/main" xmlns:w14="http://schemas.microsoft.com/office/word/2010/wordml" xmlns:w15="http://schemas.microsoft.com/office/word/2012/wordml" xmlns:w16cei="http://schemas.microsoft.com/office/word/2026/wordml/cei" xmlns:w16cex="http://schemas.microsoft.com/office/word/2018/wordml/cex" xmlns:w16cid="http://schemas.microsoft.com/office/word/2016/wordml/cid" xmlns:w16="http://schemas.microsoft.com/office/word/2018/wordml" xmlns:w16du="http://schemas.microsoft.com/office/word/2023/wordml/word16du" xmlns:w16sdtdh="http://schemas.microsoft.com/office/word/2020/wordml/sdtdatahash" xmlns:w16sdtfl="http://schemas.microsoft.com/office/word/2024/wordml/sdtformatlock" xmlns:w16se="http://schemas.microsoft.com/office/word/2015/wordml/symex" xmlns:wpg="http://schemas.microsoft.com/office/word/2010/wordprocessingGroup" xmlns:wpi="http://schemas.microsoft.com/office/word/2010/wordprocessingInk" xmlns:wne="http://schemas.microsoft.com/office/word/2006/wordml" xmlns:wps="http://schemas.microsoft.com/office/word/2010/wordprocessingShape" mc:Ignorable="w14 w15 w16se w16cid w16 w16cex w16sdtdh w16sdtfl w16du wp14">
+<w:endnotes xmlns:wpc="http://schemas.microsoft.com/office/word/2010/wordprocessingCanvas" xmlns:cx="http://schemas.microsoft.com/office/drawing/2014/chartex" xmlns:cx1="http://schemas.microsoft.com/office/drawing/2015/9/8/chartex" xmlns:cx2="http://schemas.microsoft.com/office/drawing/2015/10/21/chartex" xmlns:cx3="http://schemas.microsoft.com/office/drawing/2016/5/9/chartex" xmlns:cx4="http://schemas.microsoft.com/office/drawing/2016/5/10/chartex" xmlns:cx5="http://schemas.microsoft.com/office/drawing/2016/5/11/chartex" xmlns:cx6="http://schemas.microsoft.com/office/drawing/2016/5/12/chartex" xmlns:cx7="http://schemas.microsoft.com/office/drawing/2016/5/13/chartex" xmlns:cx8="http://schemas.microsoft.com/office/drawing/2016/5/14/chartex" xmlns:mc="http://schemas.openxmlformats.org/markup-compatibility/2006" xmlns:aink="http://schemas.microsoft.com/office/drawing/2016/ink" xmlns:am3d="http://schemas.microsoft.com/office/drawing/2017/model3d" xmlns:o="urn:schemas-microsoft-com:office:office" xmlns:oel="http://schemas.microsoft.com/office/2019/extlst" xmlns:r="http://schemas.openxmlformats.org/officeDocument/2006/relationships" xmlns:m="http://schemas.openxmlformats.org/officeDocument/2006/math" xmlns:v="urn:schemas-microsoft-com:vml" xmlns:wp14="http://schemas.microsoft.com/office/word/2010/wordprocessingDrawing" xmlns:wp="http://schemas.openxmlformats.org/drawingml/2006/wordprocessingDrawing" xmlns:w10="urn:schemas-microsoft-com:office:word" xmlns:w="http://schemas.openxmlformats.org/wordprocessingml/2006/main" xmlns:w14="http://schemas.microsoft.com/office/word/2010/wordml" xmlns:w15="http://schemas.microsoft.com/office/word/2012/wordml" xmlns:w16cex="http://schemas.microsoft.com/office/word/2018/wordml/cex" xmlns:w16cid="http://schemas.microsoft.com/office/word/2016/wordml/cid" xmlns:w16="http://schemas.microsoft.com/office/word/2018/wordml" xmlns:w16du="http://schemas.microsoft.com/office/word/2023/wordml/word16du" xmlns:w16sdtdh="http://schemas.microsoft.com/office/word/2020/wordml/sdtdatahash" xmlns:w16sdtfl="http://schemas.microsoft.com/office/word/2024/wordml/sdtformatlock" xmlns:w16se="http://schemas.microsoft.com/office/word/2015/wordml/symex" xmlns:wpg="http://schemas.microsoft.com/office/word/2010/wordprocessingGroup" xmlns:wpi="http://schemas.microsoft.com/office/word/2010/wordprocessingInk" xmlns:wne="http://schemas.microsoft.com/office/word/2006/wordml" xmlns:wps="http://schemas.microsoft.com/office/word/2010/wordprocessingShape" mc:Ignorable="w14 w15 w16se w16cid w16 w16cex w16sdtdh w16sdtfl w16du wp14">
   <w:endnote w:type="separator" w:id="-1">
     <w:p>
       <w:pPr>
@@ -1823,7 +2215,7 @@
 </file>
 
 <file path=word/footer1.xml><?xml version="1.0" encoding="utf-8"?>
-<w:ftr xmlns:wpc="http://schemas.microsoft.com/office/word/2010/wordprocessingCanvas" xmlns:cx="http://schemas.microsoft.com/office/drawing/2014/chartex" xmlns:cx1="http://schemas.microsoft.com/office/drawing/2015/9/8/chartex" xmlns:cx2="http://schemas.microsoft.com/office/drawing/2015/10/21/chartex" xmlns:cx3="http://schemas.microsoft.com/office/drawing/2016/5/9/chartex" xmlns:cx4="http://schemas.microsoft.com/office/drawing/2016/5/10/chartex" xmlns:cx5="http://schemas.microsoft.com/office/drawing/2016/5/11/chartex" xmlns:cx6="http://schemas.microsoft.com/office/drawing/2016/5/12/chartex" xmlns:cx7="http://schemas.microsoft.com/office/drawing/2016/5/13/chartex" xmlns:cx8="http://schemas.microsoft.com/office/drawing/2016/5/14/chartex" xmlns:mc="http://schemas.openxmlformats.org/markup-compatibility/2006" xmlns:aink="http://schemas.microsoft.com/office/drawing/2016/ink" xmlns:am3d="http://schemas.microsoft.com/office/drawing/2017/model3d" xmlns:o="urn:schemas-microsoft-com:office:office" xmlns:oel="http://schemas.microsoft.com/office/2019/extlst" xmlns:r="http://schemas.openxmlformats.org/officeDocument/2006/relationships" xmlns:m="http://schemas.openxmlformats.org/officeDocument/2006/math" xmlns:v="urn:schemas-microsoft-com:vml" xmlns:wp14="http://schemas.microsoft.com/office/word/2010/wordprocessingDrawing" xmlns:wp="http://schemas.openxmlformats.org/drawingml/2006/wordprocessingDrawing" xmlns:w10="urn:schemas-microsoft-com:office:word" xmlns:w="http://schemas.openxmlformats.org/wordprocessingml/2006/main" xmlns:w14="http://schemas.microsoft.com/office/word/2010/wordml" xmlns:w15="http://schemas.microsoft.com/office/word/2012/wordml" xmlns:w16cei="http://schemas.microsoft.com/office/word/2026/wordml/cei" xmlns:w16cex="http://schemas.microsoft.com/office/word/2018/wordml/cex" xmlns:w16cid="http://schemas.microsoft.com/office/word/2016/wordml/cid" xmlns:w16="http://schemas.microsoft.com/office/word/2018/wordml" xmlns:w16du="http://schemas.microsoft.com/office/word/2023/wordml/word16du" xmlns:w16sdtdh="http://schemas.microsoft.com/office/word/2020/wordml/sdtdatahash" xmlns:w16sdtfl="http://schemas.microsoft.com/office/word/2024/wordml/sdtformatlock" xmlns:w16se="http://schemas.microsoft.com/office/word/2015/wordml/symex" xmlns:wpg="http://schemas.microsoft.com/office/word/2010/wordprocessingGroup" xmlns:wpi="http://schemas.microsoft.com/office/word/2010/wordprocessingInk" xmlns:wne="http://schemas.microsoft.com/office/word/2006/wordml" xmlns:wps="http://schemas.microsoft.com/office/word/2010/wordprocessingShape" mc:Ignorable="w14 w15 w16se w16cid w16 w16cex w16sdtdh w16sdtfl w16du wp14">
+<w:ftr xmlns:wpc="http://schemas.microsoft.com/office/word/2010/wordprocessingCanvas" xmlns:cx="http://schemas.microsoft.com/office/drawing/2014/chartex" xmlns:cx1="http://schemas.microsoft.com/office/drawing/2015/9/8/chartex" xmlns:cx2="http://schemas.microsoft.com/office/drawing/2015/10/21/chartex" xmlns:cx3="http://schemas.microsoft.com/office/drawing/2016/5/9/chartex" xmlns:cx4="http://schemas.microsoft.com/office/drawing/2016/5/10/chartex" xmlns:cx5="http://schemas.microsoft.com/office/drawing/2016/5/11/chartex" xmlns:cx6="http://schemas.microsoft.com/office/drawing/2016/5/12/chartex" xmlns:cx7="http://schemas.microsoft.com/office/drawing/2016/5/13/chartex" xmlns:cx8="http://schemas.microsoft.com/office/drawing/2016/5/14/chartex" xmlns:mc="http://schemas.openxmlformats.org/markup-compatibility/2006" xmlns:aink="http://schemas.microsoft.com/office/drawing/2016/ink" xmlns:am3d="http://schemas.microsoft.com/office/drawing/2017/model3d" xmlns:o="urn:schemas-microsoft-com:office:office" xmlns:oel="http://schemas.microsoft.com/office/2019/extlst" xmlns:r="http://schemas.openxmlformats.org/officeDocument/2006/relationships" xmlns:m="http://schemas.openxmlformats.org/officeDocument/2006/math" xmlns:v="urn:schemas-microsoft-com:vml" xmlns:wp14="http://schemas.microsoft.com/office/word/2010/wordprocessingDrawing" xmlns:wp="http://schemas.openxmlformats.org/drawingml/2006/wordprocessingDrawing" xmlns:w10="urn:schemas-microsoft-com:office:word" xmlns:w="http://schemas.openxmlformats.org/wordprocessingml/2006/main" xmlns:w14="http://schemas.microsoft.com/office/word/2010/wordml" xmlns:w15="http://schemas.microsoft.com/office/word/2012/wordml" xmlns:w16cex="http://schemas.microsoft.com/office/word/2018/wordml/cex" xmlns:w16cid="http://schemas.microsoft.com/office/word/2016/wordml/cid" xmlns:w16="http://schemas.microsoft.com/office/word/2018/wordml" xmlns:w16du="http://schemas.microsoft.com/office/word/2023/wordml/word16du" xmlns:w16sdtdh="http://schemas.microsoft.com/office/word/2020/wordml/sdtdatahash" xmlns:w16sdtfl="http://schemas.microsoft.com/office/word/2024/wordml/sdtformatlock" xmlns:w16se="http://schemas.microsoft.com/office/word/2015/wordml/symex" xmlns:wpg="http://schemas.microsoft.com/office/word/2010/wordprocessingGroup" xmlns:wpi="http://schemas.microsoft.com/office/word/2010/wordprocessingInk" xmlns:wne="http://schemas.microsoft.com/office/word/2006/wordml" xmlns:wps="http://schemas.microsoft.com/office/word/2010/wordprocessingShape" mc:Ignorable="w14 w15 w16se w16cid w16 w16cex w16sdtdh w16sdtfl w16du wp14">
   <w:sdt>
     <w:sdtPr>
       <w:id w:val="-314117847"/>
@@ -1890,7 +2282,7 @@
 </file>
 
 <file path=word/footnotes.xml><?xml version="1.0" encoding="utf-8"?>
-<w:footnotes xmlns:wpc="http://schemas.microsoft.com/office/word/2010/wordprocessingCanvas" xmlns:cx="http://schemas.microsoft.com/office/drawing/2014/chartex" xmlns:cx1="http://schemas.microsoft.com/office/drawing/2015/9/8/chartex" xmlns:cx2="http://schemas.microsoft.com/office/drawing/2015/10/21/chartex" xmlns:cx3="http://schemas.microsoft.com/office/drawing/2016/5/9/chartex" xmlns:cx4="http://schemas.microsoft.com/office/drawing/2016/5/10/chartex" xmlns:cx5="http://schemas.microsoft.com/office/drawing/2016/5/11/chartex" xmlns:cx6="http://schemas.microsoft.com/office/drawing/2016/5/12/chartex" xmlns:cx7="http://schemas.microsoft.com/office/drawing/2016/5/13/chartex" xmlns:cx8="http://schemas.microsoft.com/office/drawing/2016/5/14/chartex" xmlns:mc="http://schemas.openxmlformats.org/markup-compatibility/2006" xmlns:aink="http://schemas.microsoft.com/office/drawing/2016/ink" xmlns:am3d="http://schemas.microsoft.com/office/drawing/2017/model3d" xmlns:o="urn:schemas-microsoft-com:office:office" xmlns:oel="http://schemas.microsoft.com/office/2019/extlst" xmlns:r="http://schemas.openxmlformats.org/officeDocument/2006/relationships" xmlns:m="http://schemas.openxmlformats.org/officeDocument/2006/math" xmlns:v="urn:schemas-microsoft-com:vml" xmlns:wp14="http://schemas.microsoft.com/office/word/2010/wordprocessingDrawing" xmlns:wp="http://schemas.openxmlformats.org/drawingml/2006/wordprocessingDrawing" xmlns:w10="urn:schemas-microsoft-com:office:word" xmlns:w="http://schemas.openxmlformats.org/wordprocessingml/2006/main" xmlns:w14="http://schemas.microsoft.com/office/word/2010/wordml" xmlns:w15="http://schemas.microsoft.com/office/word/2012/wordml" xmlns:w16cei="http://schemas.microsoft.com/office/word/2026/wordml/cei" xmlns:w16cex="http://schemas.microsoft.com/office/word/2018/wordml/cex" xmlns:w16cid="http://schemas.microsoft.com/office/word/2016/wordml/cid" xmlns:w16="http://schemas.microsoft.com/office/word/2018/wordml" xmlns:w16du="http://schemas.microsoft.com/office/word/2023/wordml/word16du" xmlns:w16sdtdh="http://schemas.microsoft.com/office/word/2020/wordml/sdtdatahash" xmlns:w16sdtfl="http://schemas.microsoft.com/office/word/2024/wordml/sdtformatlock" xmlns:w16se="http://schemas.microsoft.com/office/word/2015/wordml/symex" xmlns:wpg="http://schemas.microsoft.com/office/word/2010/wordprocessingGroup" xmlns:wpi="http://schemas.microsoft.com/office/word/2010/wordprocessingInk" xmlns:wne="http://schemas.microsoft.com/office/word/2006/wordml" xmlns:wps="http://schemas.microsoft.com/office/word/2010/wordprocessingShape" mc:Ignorable="w14 w15 w16se w16cid w16 w16cex w16sdtdh w16sdtfl w16du wp14">
+<w:footnotes xmlns:wpc="http://schemas.microsoft.com/office/word/2010/wordprocessingCanvas" xmlns:cx="http://schemas.microsoft.com/office/drawing/2014/chartex" xmlns:cx1="http://schemas.microsoft.com/office/drawing/2015/9/8/chartex" xmlns:cx2="http://schemas.microsoft.com/office/drawing/2015/10/21/chartex" xmlns:cx3="http://schemas.microsoft.com/office/drawing/2016/5/9/chartex" xmlns:cx4="http://schemas.microsoft.com/office/drawing/2016/5/10/chartex" xmlns:cx5="http://schemas.microsoft.com/office/drawing/2016/5/11/chartex" xmlns:cx6="http://schemas.microsoft.com/office/drawing/2016/5/12/chartex" xmlns:cx7="http://schemas.microsoft.com/office/drawing/2016/5/13/chartex" xmlns:cx8="http://schemas.microsoft.com/office/drawing/2016/5/14/chartex" xmlns:mc="http://schemas.openxmlformats.org/markup-compatibility/2006" xmlns:aink="http://schemas.microsoft.com/office/drawing/2016/ink" xmlns:am3d="http://schemas.microsoft.com/office/drawing/2017/model3d" xmlns:o="urn:schemas-microsoft-com:office:office" xmlns:oel="http://schemas.microsoft.com/office/2019/extlst" xmlns:r="http://schemas.openxmlformats.org/officeDocument/2006/relationships" xmlns:m="http://schemas.openxmlformats.org/officeDocument/2006/math" xmlns:v="urn:schemas-microsoft-com:vml" xmlns:wp14="http://schemas.microsoft.com/office/word/2010/wordprocessingDrawing" xmlns:wp="http://schemas.openxmlformats.org/drawingml/2006/wordprocessingDrawing" xmlns:w10="urn:schemas-microsoft-com:office:word" xmlns:w="http://schemas.openxmlformats.org/wordprocessingml/2006/main" xmlns:w14="http://schemas.microsoft.com/office/word/2010/wordml" xmlns:w15="http://schemas.microsoft.com/office/word/2012/wordml" xmlns:w16cex="http://schemas.microsoft.com/office/word/2018/wordml/cex" xmlns:w16cid="http://schemas.microsoft.com/office/word/2016/wordml/cid" xmlns:w16="http://schemas.microsoft.com/office/word/2018/wordml" xmlns:w16du="http://schemas.microsoft.com/office/word/2023/wordml/word16du" xmlns:w16sdtdh="http://schemas.microsoft.com/office/word/2020/wordml/sdtdatahash" xmlns:w16sdtfl="http://schemas.microsoft.com/office/word/2024/wordml/sdtformatlock" xmlns:w16se="http://schemas.microsoft.com/office/word/2015/wordml/symex" xmlns:wpg="http://schemas.microsoft.com/office/word/2010/wordprocessingGroup" xmlns:wpi="http://schemas.microsoft.com/office/word/2010/wordprocessingInk" xmlns:wne="http://schemas.microsoft.com/office/word/2006/wordml" xmlns:wps="http://schemas.microsoft.com/office/word/2010/wordprocessingShape" mc:Ignorable="w14 w15 w16se w16cid w16 w16cex w16sdtdh w16sdtfl w16du wp14">
   <w:footnote w:type="separator" w:id="-1">
     <w:p>
       <w:pPr>
@@ -1915,7 +2307,7 @@
 </file>
 
 <file path=word/numbering.xml><?xml version="1.0" encoding="utf-8"?>
-<w:numbering xmlns:wpc="http://schemas.microsoft.com/office/word/2010/wordprocessingCanvas" xmlns:cx="http://schemas.microsoft.com/office/drawing/2014/chartex" xmlns:cx1="http://schemas.microsoft.com/office/drawing/2015/9/8/chartex" xmlns:cx2="http://schemas.microsoft.com/office/drawing/2015/10/21/chartex" xmlns:cx3="http://schemas.microsoft.com/office/drawing/2016/5/9/chartex" xmlns:cx4="http://schemas.microsoft.com/office/drawing/2016/5/10/chartex" xmlns:cx5="http://schemas.microsoft.com/office/drawing/2016/5/11/chartex" xmlns:cx6="http://schemas.microsoft.com/office/drawing/2016/5/12/chartex" xmlns:cx7="http://schemas.microsoft.com/office/drawing/2016/5/13/chartex" xmlns:cx8="http://schemas.microsoft.com/office/drawing/2016/5/14/chartex" xmlns:mc="http://schemas.openxmlformats.org/markup-compatibility/2006" xmlns:aink="http://schemas.microsoft.com/office/drawing/2016/ink" xmlns:am3d="http://schemas.microsoft.com/office/drawing/2017/model3d" xmlns:o="urn:schemas-microsoft-com:office:office" xmlns:oel="http://schemas.microsoft.com/office/2019/extlst" xmlns:r="http://schemas.openxmlformats.org/officeDocument/2006/relationships" xmlns:m="http://schemas.openxmlformats.org/officeDocument/2006/math" xmlns:v="urn:schemas-microsoft-com:vml" xmlns:wp14="http://schemas.microsoft.com/office/word/2010/wordprocessingDrawing" xmlns:wp="http://schemas.openxmlformats.org/drawingml/2006/wordprocessingDrawing" xmlns:w10="urn:schemas-microsoft-com:office:word" xmlns:w="http://schemas.openxmlformats.org/wordprocessingml/2006/main" xmlns:w14="http://schemas.microsoft.com/office/word/2010/wordml" xmlns:w15="http://schemas.microsoft.com/office/word/2012/wordml" xmlns:w16cei="http://schemas.microsoft.com/office/word/2026/wordml/cei" xmlns:w16cex="http://schemas.microsoft.com/office/word/2018/wordml/cex" xmlns:w16cid="http://schemas.microsoft.com/office/word/2016/wordml/cid" xmlns:w16="http://schemas.microsoft.com/office/word/2018/wordml" xmlns:w16du="http://schemas.microsoft.com/office/word/2023/wordml/word16du" xmlns:w16sdtdh="http://schemas.microsoft.com/office/word/2020/wordml/sdtdatahash" xmlns:w16sdtfl="http://schemas.microsoft.com/office/word/2024/wordml/sdtformatlock" xmlns:w16se="http://schemas.microsoft.com/office/word/2015/wordml/symex" xmlns:wpg="http://schemas.microsoft.com/office/word/2010/wordprocessingGroup" xmlns:wpi="http://schemas.microsoft.com/office/word/2010/wordprocessingInk" xmlns:wne="http://schemas.microsoft.com/office/word/2006/wordml" xmlns:wps="http://schemas.microsoft.com/office/word/2010/wordprocessingShape" mc:Ignorable="w14 w15 w16se w16cid w16 w16cex w16sdtdh w16sdtfl w16du wp14">
+<w:numbering xmlns:wpc="http://schemas.microsoft.com/office/word/2010/wordprocessingCanvas" xmlns:cx="http://schemas.microsoft.com/office/drawing/2014/chartex" xmlns:cx1="http://schemas.microsoft.com/office/drawing/2015/9/8/chartex" xmlns:cx2="http://schemas.microsoft.com/office/drawing/2015/10/21/chartex" xmlns:cx3="http://schemas.microsoft.com/office/drawing/2016/5/9/chartex" xmlns:cx4="http://schemas.microsoft.com/office/drawing/2016/5/10/chartex" xmlns:cx5="http://schemas.microsoft.com/office/drawing/2016/5/11/chartex" xmlns:cx6="http://schemas.microsoft.com/office/drawing/2016/5/12/chartex" xmlns:cx7="http://schemas.microsoft.com/office/drawing/2016/5/13/chartex" xmlns:cx8="http://schemas.microsoft.com/office/drawing/2016/5/14/chartex" xmlns:mc="http://schemas.openxmlformats.org/markup-compatibility/2006" xmlns:aink="http://schemas.microsoft.com/office/drawing/2016/ink" xmlns:am3d="http://schemas.microsoft.com/office/drawing/2017/model3d" xmlns:o="urn:schemas-microsoft-com:office:office" xmlns:oel="http://schemas.microsoft.com/office/2019/extlst" xmlns:r="http://schemas.openxmlformats.org/officeDocument/2006/relationships" xmlns:m="http://schemas.openxmlformats.org/officeDocument/2006/math" xmlns:v="urn:schemas-microsoft-com:vml" xmlns:wp14="http://schemas.microsoft.com/office/word/2010/wordprocessingDrawing" xmlns:wp="http://schemas.openxmlformats.org/drawingml/2006/wordprocessingDrawing" xmlns:w10="urn:schemas-microsoft-com:office:word" xmlns:w="http://schemas.openxmlformats.org/wordprocessingml/2006/main" xmlns:w14="http://schemas.microsoft.com/office/word/2010/wordml" xmlns:w15="http://schemas.microsoft.com/office/word/2012/wordml" xmlns:w16cex="http://schemas.microsoft.com/office/word/2018/wordml/cex" xmlns:w16cid="http://schemas.microsoft.com/office/word/2016/wordml/cid" xmlns:w16="http://schemas.microsoft.com/office/word/2018/wordml" xmlns:w16du="http://schemas.microsoft.com/office/word/2023/wordml/word16du" xmlns:w16sdtdh="http://schemas.microsoft.com/office/word/2020/wordml/sdtdatahash" xmlns:w16sdtfl="http://schemas.microsoft.com/office/word/2024/wordml/sdtformatlock" xmlns:w16se="http://schemas.microsoft.com/office/word/2015/wordml/symex" xmlns:wpg="http://schemas.microsoft.com/office/word/2010/wordprocessingGroup" xmlns:wpi="http://schemas.microsoft.com/office/word/2010/wordprocessingInk" xmlns:wne="http://schemas.microsoft.com/office/word/2006/wordml" xmlns:wps="http://schemas.microsoft.com/office/word/2010/wordprocessingShape" mc:Ignorable="w14 w15 w16se w16cid w16 w16cex w16sdtdh w16sdtfl w16du wp14">
   <w:abstractNum w:abstractNumId="0" w15:restartNumberingAfterBreak="0">
     <w:nsid w:val="061A4BCF"/>
     <w:multiLevelType w:val="hybridMultilevel"/>
@@ -3102,6 +3494,7 @@
   <w:style w:type="character" w:default="1" w:styleId="DefaultParagraphFont">
     <w:name w:val="Default Paragraph Font"/>
     <w:uiPriority w:val="1"/>
+    <w:semiHidden/>
     <w:unhideWhenUsed/>
   </w:style>
   <w:style w:type="table" w:default="1" w:styleId="TableNormal">
